--- a/Reportes/Anexo_Tecnico_SAT-DE.docx
+++ b/Reportes/Anexo_Tecnico_SAT-DE.docx
@@ -104,7 +104,7 @@
           <w:sz w:val="22"/>
           <w:szCs w:val="22"/>
         </w:rPr>
-        <w:t xml:space="preserve">Versión 1.0 · Mayo de 2026</w:t>
+        <w:t xml:space="preserve">Versión 2.0 · Mayo de 2026</w:t>
       </w:r>
     </w:p>
     <w:p>
@@ -1140,7 +1140,7 @@
                 <w:sz w:val="18"/>
                 <w:szCs w:val="18"/>
               </w:rPr>
-              <w:t xml:space="preserve">Umbral 0.30 / 0.60</w:t>
+              <w:t xml:space="preserve">5 bandas: 0.31 / 0.51 / 0.69 / 0.85</w:t>
             </w:r>
           </w:p>
         </w:tc>
@@ -1334,7 +1334,7 @@
                 <w:sz w:val="20"/>
                 <w:szCs w:val="20"/>
               </w:rPr>
-              <w:t xml:space="preserve">Las 21 variables de entrada se transforman en 64 features que ingresan al modelo XGBoost; este devuelve una probabilidad continua que la capa de presentación traduce a tres niveles (Bajo, Medio, Alto) y acompaña con los factores SHAP más influyentes.</w:t>
+              <w:t xml:space="preserve">Las 21 variables de entrada se transforman en 64 features que ingresan al modelo XGBoost; este devuelve una probabilidad continua que la capa de presentación traduce a cinco niveles operativos (Bajo, Normal, Medio, Alto, Crítico) calibrados sobre la Tabla de Eficiencia Operativa Real, y acompaña con los factores más influyentes por instancia.</w:t>
             </w:r>
           </w:p>
         </w:tc>
@@ -4130,7 +4130,7 @@
         <w:spacing w:after="160" w:before="240"/>
       </w:pPr>
       <w:r>
-        <w:t xml:space="preserve">2.6 Calibración por buckets de riesgo</w:t>
+        <w:t xml:space="preserve">2.6 Calibración por buckets de riesgo (Tabla de Eficiencia Operativa Real)</w:t>
       </w:r>
     </w:p>
     <w:p>
@@ -4138,7 +4138,7 @@
         <w:spacing w:after="120"/>
       </w:pPr>
       <w:r>
-        <w:t xml:space="preserve">Las probabilidades del modelo se segmentaron en 10 deciles. La tabla de eficiencia mostró separación monotónica entre buckets, lo que respalda los umbrales operativos finalmente adoptados por la aplicación.</w:t>
+        <w:t xml:space="preserve">Las probabilidades del modelo se segmentaron en 10 deciles y se reagruparon en cinco bandas operativas; la separación monotónica entre buckets respalda los cortes finalmente adoptados por la aplicación (v2.0, mayo 2026).</w:t>
       </w:r>
     </w:p>
     <w:tbl>
@@ -4154,10 +4154,11 @@
         </w:tblBorders>
       </w:tblPr>
       <w:tblGrid>
-        <w:gridCol w:w="1800"/>
-        <w:gridCol w:w="2400"/>
-        <w:gridCol w:w="1800"/>
-        <w:gridCol w:w="3360"/>
+        <w:gridCol w:w="1400"/>
+        <w:gridCol w:w="2200"/>
+        <w:gridCol w:w="1900"/>
+        <w:gridCol w:w="1900"/>
+        <w:gridCol w:w="1960"/>
       </w:tblGrid>
       <w:tr>
         <w:trPr>
@@ -4165,7 +4166,7 @@
         </w:trPr>
         <w:tc>
           <w:tcPr>
-            <w:tcW w:type="dxa" w:w="1800"/>
+            <w:tcW w:type="dxa" w:w="1400"/>
             <w:tcBorders>
               <w:top w:val="single" w:color="E2E8F0" w:sz="6"/>
               <w:left w:val="single" w:color="E2E8F0" w:sz="6"/>
@@ -4195,13 +4196,13 @@
                 <w:sz w:val="20"/>
                 <w:szCs w:val="20"/>
               </w:rPr>
-              <w:t xml:space="preserve">Nivel operativo</w:t>
-            </w:r>
-          </w:p>
-        </w:tc>
-        <w:tc>
-          <w:tcPr>
-            <w:tcW w:type="dxa" w:w="2400"/>
+              <w:t xml:space="preserve">Banda</w:t>
+            </w:r>
+          </w:p>
+        </w:tc>
+        <w:tc>
+          <w:tcPr>
+            <w:tcW w:type="dxa" w:w="2200"/>
             <w:tcBorders>
               <w:top w:val="single" w:color="E2E8F0" w:sz="6"/>
               <w:left w:val="single" w:color="E2E8F0" w:sz="6"/>
@@ -4237,7 +4238,7 @@
         </w:tc>
         <w:tc>
           <w:tcPr>
-            <w:tcW w:type="dxa" w:w="1800"/>
+            <w:tcW w:type="dxa" w:w="1900"/>
             <w:tcBorders>
               <w:top w:val="single" w:color="E2E8F0" w:sz="6"/>
               <w:left w:val="single" w:color="E2E8F0" w:sz="6"/>
@@ -4267,13 +4268,13 @@
                 <w:sz w:val="20"/>
                 <w:szCs w:val="20"/>
               </w:rPr>
-              <w:t xml:space="preserve">Color en UI</w:t>
-            </w:r>
-          </w:p>
-        </w:tc>
-        <w:tc>
-          <w:tcPr>
-            <w:tcW w:type="dxa" w:w="3360"/>
+              <w:t xml:space="preserve">% población esperado</w:t>
+            </w:r>
+          </w:p>
+        </w:tc>
+        <w:tc>
+          <w:tcPr>
+            <w:tcW w:type="dxa" w:w="1900"/>
             <w:tcBorders>
               <w:top w:val="single" w:color="E2E8F0" w:sz="6"/>
               <w:left w:val="single" w:color="E2E8F0" w:sz="6"/>
@@ -4303,7 +4304,43 @@
                 <w:sz w:val="20"/>
                 <w:szCs w:val="20"/>
               </w:rPr>
-              <w:t xml:space="preserve">Acción esperada</w:t>
+              <w:t xml:space="preserve">Tasa deserción interna</w:t>
+            </w:r>
+          </w:p>
+        </w:tc>
+        <w:tc>
+          <w:tcPr>
+            <w:tcW w:type="dxa" w:w="1960"/>
+            <w:tcBorders>
+              <w:top w:val="single" w:color="E2E8F0" w:sz="6"/>
+              <w:left w:val="single" w:color="E2E8F0" w:sz="6"/>
+              <w:bottom w:val="single" w:color="E2E8F0" w:sz="6"/>
+              <w:right w:val="single" w:color="E2E8F0" w:sz="6"/>
+            </w:tcBorders>
+            <w:shd w:fill="1D4ED8" w:color="auto" w:val="clear"/>
+            <w:tcMar>
+              <w:top w:type="dxa" w:w="90"/>
+              <w:left w:type="dxa" w:w="140"/>
+              <w:bottom w:type="dxa" w:w="90"/>
+              <w:right w:type="dxa" w:w="140"/>
+            </w:tcMar>
+            <w:vAlign w:val="center"/>
+          </w:tcPr>
+          <w:p>
+            <w:pPr>
+              <w:spacing w:after="0"/>
+            </w:pPr>
+            <w:r>
+              <w:rPr>
+                <w:b/>
+                <w:bCs/>
+                <w:i w:val="false"/>
+                <w:iCs w:val="false"/>
+                <w:color w:val="FFFFFF"/>
+                <w:sz w:val="20"/>
+                <w:szCs w:val="20"/>
+              </w:rPr>
+              <w:t xml:space="preserve">Acción sugerida</w:t>
             </w:r>
           </w:p>
         </w:tc>
@@ -4314,7 +4351,7 @@
         </w:trPr>
         <w:tc>
           <w:tcPr>
-            <w:tcW w:type="dxa" w:w="1800"/>
+            <w:tcW w:type="dxa" w:w="1400"/>
             <w:tcBorders>
               <w:top w:val="single" w:color="E2E8F0" w:sz="6"/>
               <w:left w:val="single" w:color="E2E8F0" w:sz="6"/>
@@ -4348,104 +4385,137 @@
         </w:tc>
         <w:tc>
           <w:tcPr>
-            <w:tcW w:type="dxa" w:w="2400"/>
-            <w:tcBorders>
-              <w:top w:val="single" w:color="E2E8F0" w:sz="6"/>
-              <w:left w:val="single" w:color="E2E8F0" w:sz="6"/>
-              <w:bottom w:val="single" w:color="E2E8F0" w:sz="6"/>
-              <w:right w:val="single" w:color="E2E8F0" w:sz="6"/>
-            </w:tcBorders>
-            <w:tcMar>
-              <w:top w:type="dxa" w:w="90"/>
-              <w:left w:type="dxa" w:w="140"/>
-              <w:bottom w:type="dxa" w:w="90"/>
-              <w:right w:type="dxa" w:w="140"/>
-            </w:tcMar>
-            <w:vAlign w:val="center"/>
-          </w:tcPr>
-          <w:p>
-            <w:pPr>
-              <w:spacing w:after="0"/>
-            </w:pPr>
-            <w:r>
-              <w:rPr>
-                <w:b w:val="false"/>
-                <w:bCs w:val="false"/>
-                <w:i w:val="false"/>
-                <w:iCs w:val="false"/>
-                <w:sz w:val="20"/>
-                <w:szCs w:val="20"/>
-              </w:rPr>
-              <w:t xml:space="preserve">p &lt; 0.30</w:t>
-            </w:r>
-          </w:p>
-        </w:tc>
-        <w:tc>
-          <w:tcPr>
-            <w:tcW w:type="dxa" w:w="1800"/>
-            <w:tcBorders>
-              <w:top w:val="single" w:color="E2E8F0" w:sz="6"/>
-              <w:left w:val="single" w:color="E2E8F0" w:sz="6"/>
-              <w:bottom w:val="single" w:color="E2E8F0" w:sz="6"/>
-              <w:right w:val="single" w:color="E2E8F0" w:sz="6"/>
-            </w:tcBorders>
-            <w:tcMar>
-              <w:top w:type="dxa" w:w="90"/>
-              <w:left w:type="dxa" w:w="140"/>
-              <w:bottom w:type="dxa" w:w="90"/>
-              <w:right w:type="dxa" w:w="140"/>
-            </w:tcMar>
-            <w:vAlign w:val="center"/>
-          </w:tcPr>
-          <w:p>
-            <w:pPr>
-              <w:spacing w:after="0"/>
-            </w:pPr>
-            <w:r>
-              <w:rPr>
-                <w:b w:val="false"/>
-                <w:bCs w:val="false"/>
-                <w:i w:val="false"/>
-                <w:iCs w:val="false"/>
-                <w:color w:val="16A34A"/>
-                <w:sz w:val="20"/>
-                <w:szCs w:val="20"/>
-              </w:rPr>
-              <w:t xml:space="preserve">Verde</w:t>
-            </w:r>
-          </w:p>
-        </w:tc>
-        <w:tc>
-          <w:tcPr>
-            <w:tcW w:type="dxa" w:w="3360"/>
-            <w:tcBorders>
-              <w:top w:val="single" w:color="E2E8F0" w:sz="6"/>
-              <w:left w:val="single" w:color="E2E8F0" w:sz="6"/>
-              <w:bottom w:val="single" w:color="E2E8F0" w:sz="6"/>
-              <w:right w:val="single" w:color="E2E8F0" w:sz="6"/>
-            </w:tcBorders>
-            <w:tcMar>
-              <w:top w:type="dxa" w:w="90"/>
-              <w:left w:type="dxa" w:w="140"/>
-              <w:bottom w:type="dxa" w:w="90"/>
-              <w:right w:type="dxa" w:w="140"/>
-            </w:tcMar>
-            <w:vAlign w:val="center"/>
-          </w:tcPr>
-          <w:p>
-            <w:pPr>
-              <w:spacing w:after="0"/>
-            </w:pPr>
-            <w:r>
-              <w:rPr>
-                <w:b w:val="false"/>
-                <w:bCs w:val="false"/>
-                <w:i w:val="false"/>
-                <w:iCs w:val="false"/>
-                <w:sz w:val="20"/>
-                <w:szCs w:val="20"/>
-              </w:rPr>
-              <w:t xml:space="preserve">Seguimiento estándar</w:t>
+            <w:tcW w:type="dxa" w:w="2200"/>
+            <w:tcBorders>
+              <w:top w:val="single" w:color="E2E8F0" w:sz="6"/>
+              <w:left w:val="single" w:color="E2E8F0" w:sz="6"/>
+              <w:bottom w:val="single" w:color="E2E8F0" w:sz="6"/>
+              <w:right w:val="single" w:color="E2E8F0" w:sz="6"/>
+            </w:tcBorders>
+            <w:tcMar>
+              <w:top w:type="dxa" w:w="90"/>
+              <w:left w:type="dxa" w:w="140"/>
+              <w:bottom w:type="dxa" w:w="90"/>
+              <w:right w:type="dxa" w:w="140"/>
+            </w:tcMar>
+            <w:vAlign w:val="center"/>
+          </w:tcPr>
+          <w:p>
+            <w:pPr>
+              <w:spacing w:after="0"/>
+            </w:pPr>
+            <w:r>
+              <w:rPr>
+                <w:b w:val="false"/>
+                <w:bCs w:val="false"/>
+                <w:i w:val="false"/>
+                <w:iCs w:val="false"/>
+                <w:sz w:val="20"/>
+                <w:szCs w:val="20"/>
+              </w:rPr>
+              <w:t xml:space="preserve">p &lt; 0.3098</w:t>
+            </w:r>
+          </w:p>
+        </w:tc>
+        <w:tc>
+          <w:tcPr>
+            <w:tcW w:type="dxa" w:w="1900"/>
+            <w:tcBorders>
+              <w:top w:val="single" w:color="E2E8F0" w:sz="6"/>
+              <w:left w:val="single" w:color="E2E8F0" w:sz="6"/>
+              <w:bottom w:val="single" w:color="E2E8F0" w:sz="6"/>
+              <w:right w:val="single" w:color="E2E8F0" w:sz="6"/>
+            </w:tcBorders>
+            <w:tcMar>
+              <w:top w:type="dxa" w:w="90"/>
+              <w:left w:type="dxa" w:w="140"/>
+              <w:bottom w:type="dxa" w:w="90"/>
+              <w:right w:type="dxa" w:w="140"/>
+            </w:tcMar>
+            <w:vAlign w:val="center"/>
+          </w:tcPr>
+          <w:p>
+            <w:pPr>
+              <w:spacing w:after="0"/>
+            </w:pPr>
+            <w:r>
+              <w:rPr>
+                <w:b w:val="false"/>
+                <w:bCs w:val="false"/>
+                <w:i w:val="false"/>
+                <w:iCs w:val="false"/>
+                <w:sz w:val="20"/>
+                <w:szCs w:val="20"/>
+              </w:rPr>
+              <w:t xml:space="preserve">53.07 %</w:t>
+            </w:r>
+          </w:p>
+        </w:tc>
+        <w:tc>
+          <w:tcPr>
+            <w:tcW w:type="dxa" w:w="1900"/>
+            <w:tcBorders>
+              <w:top w:val="single" w:color="E2E8F0" w:sz="6"/>
+              <w:left w:val="single" w:color="E2E8F0" w:sz="6"/>
+              <w:bottom w:val="single" w:color="E2E8F0" w:sz="6"/>
+              <w:right w:val="single" w:color="E2E8F0" w:sz="6"/>
+            </w:tcBorders>
+            <w:tcMar>
+              <w:top w:type="dxa" w:w="90"/>
+              <w:left w:type="dxa" w:w="140"/>
+              <w:bottom w:type="dxa" w:w="90"/>
+              <w:right w:type="dxa" w:w="140"/>
+            </w:tcMar>
+            <w:vAlign w:val="center"/>
+          </w:tcPr>
+          <w:p>
+            <w:pPr>
+              <w:spacing w:after="0"/>
+            </w:pPr>
+            <w:r>
+              <w:rPr>
+                <w:b w:val="false"/>
+                <w:bCs w:val="false"/>
+                <w:i w:val="false"/>
+                <w:iCs w:val="false"/>
+                <w:sz w:val="20"/>
+                <w:szCs w:val="20"/>
+              </w:rPr>
+              <w:t xml:space="preserve">6.42 %</w:t>
+            </w:r>
+          </w:p>
+        </w:tc>
+        <w:tc>
+          <w:tcPr>
+            <w:tcW w:type="dxa" w:w="1960"/>
+            <w:tcBorders>
+              <w:top w:val="single" w:color="E2E8F0" w:sz="6"/>
+              <w:left w:val="single" w:color="E2E8F0" w:sz="6"/>
+              <w:bottom w:val="single" w:color="E2E8F0" w:sz="6"/>
+              <w:right w:val="single" w:color="E2E8F0" w:sz="6"/>
+            </w:tcBorders>
+            <w:tcMar>
+              <w:top w:type="dxa" w:w="90"/>
+              <w:left w:type="dxa" w:w="140"/>
+              <w:bottom w:type="dxa" w:w="90"/>
+              <w:right w:type="dxa" w:w="140"/>
+            </w:tcMar>
+            <w:vAlign w:val="center"/>
+          </w:tcPr>
+          <w:p>
+            <w:pPr>
+              <w:spacing w:after="0"/>
+            </w:pPr>
+            <w:r>
+              <w:rPr>
+                <w:b w:val="false"/>
+                <w:bCs w:val="false"/>
+                <w:i w:val="false"/>
+                <w:iCs w:val="false"/>
+                <w:sz w:val="20"/>
+                <w:szCs w:val="20"/>
+              </w:rPr>
+              <w:t xml:space="preserve">Permanencia</w:t>
             </w:r>
           </w:p>
         </w:tc>
@@ -4456,7 +4526,7 @@
         </w:trPr>
         <w:tc>
           <w:tcPr>
-            <w:tcW w:type="dxa" w:w="1800"/>
+            <w:tcW w:type="dxa" w:w="1400"/>
             <w:tcBorders>
               <w:top w:val="single" w:color="E2E8F0" w:sz="6"/>
               <w:left w:val="single" w:color="E2E8F0" w:sz="6"/>
@@ -4485,13 +4555,13 @@
                 <w:sz w:val="20"/>
                 <w:szCs w:val="20"/>
               </w:rPr>
-              <w:t xml:space="preserve">Medio</w:t>
-            </w:r>
-          </w:p>
-        </w:tc>
-        <w:tc>
-          <w:tcPr>
-            <w:tcW w:type="dxa" w:w="2400"/>
+              <w:t xml:space="preserve">Normal</w:t>
+            </w:r>
+          </w:p>
+        </w:tc>
+        <w:tc>
+          <w:tcPr>
+            <w:tcW w:type="dxa" w:w="2200"/>
             <w:tcBorders>
               <w:top w:val="single" w:color="E2E8F0" w:sz="6"/>
               <w:left w:val="single" w:color="E2E8F0" w:sz="6"/>
@@ -4520,13 +4590,13 @@
                 <w:sz w:val="20"/>
                 <w:szCs w:val="20"/>
               </w:rPr>
-              <w:t xml:space="preserve">0.30 ≤ p &lt; 0.60</w:t>
-            </w:r>
-          </w:p>
-        </w:tc>
-        <w:tc>
-          <w:tcPr>
-            <w:tcW w:type="dxa" w:w="1800"/>
+              <w:t xml:space="preserve">0.3098 ≤ p &lt; 0.5133</w:t>
+            </w:r>
+          </w:p>
+        </w:tc>
+        <w:tc>
+          <w:tcPr>
+            <w:tcW w:type="dxa" w:w="1900"/>
             <w:tcBorders>
               <w:top w:val="single" w:color="E2E8F0" w:sz="6"/>
               <w:left w:val="single" w:color="E2E8F0" w:sz="6"/>
@@ -4552,17 +4622,16 @@
                 <w:bCs w:val="false"/>
                 <w:i w:val="false"/>
                 <w:iCs w:val="false"/>
-                <w:color w:val="EAB308"/>
-                <w:sz w:val="20"/>
-                <w:szCs w:val="20"/>
-              </w:rPr>
-              <w:t xml:space="preserve">Amarillo</w:t>
-            </w:r>
-          </w:p>
-        </w:tc>
-        <w:tc>
-          <w:tcPr>
-            <w:tcW w:type="dxa" w:w="3360"/>
+                <w:sz w:val="20"/>
+                <w:szCs w:val="20"/>
+              </w:rPr>
+              <w:t xml:space="preserve">13.00 %</w:t>
+            </w:r>
+          </w:p>
+        </w:tc>
+        <w:tc>
+          <w:tcPr>
+            <w:tcW w:type="dxa" w:w="1900"/>
             <w:tcBorders>
               <w:top w:val="single" w:color="E2E8F0" w:sz="6"/>
               <w:left w:val="single" w:color="E2E8F0" w:sz="6"/>
@@ -4591,7 +4660,42 @@
                 <w:sz w:val="20"/>
                 <w:szCs w:val="20"/>
               </w:rPr>
-              <w:t xml:space="preserve">Seguimiento focalizado</w:t>
+              <w:t xml:space="preserve">23.14 %</w:t>
+            </w:r>
+          </w:p>
+        </w:tc>
+        <w:tc>
+          <w:tcPr>
+            <w:tcW w:type="dxa" w:w="1960"/>
+            <w:tcBorders>
+              <w:top w:val="single" w:color="E2E8F0" w:sz="6"/>
+              <w:left w:val="single" w:color="E2E8F0" w:sz="6"/>
+              <w:bottom w:val="single" w:color="E2E8F0" w:sz="6"/>
+              <w:right w:val="single" w:color="E2E8F0" w:sz="6"/>
+            </w:tcBorders>
+            <w:shd w:fill="F8FAFC" w:color="auto" w:val="clear"/>
+            <w:tcMar>
+              <w:top w:type="dxa" w:w="90"/>
+              <w:left w:type="dxa" w:w="140"/>
+              <w:bottom w:type="dxa" w:w="90"/>
+              <w:right w:type="dxa" w:w="140"/>
+            </w:tcMar>
+            <w:vAlign w:val="center"/>
+          </w:tcPr>
+          <w:p>
+            <w:pPr>
+              <w:spacing w:after="0"/>
+            </w:pPr>
+            <w:r>
+              <w:rPr>
+                <w:b w:val="false"/>
+                <w:bCs w:val="false"/>
+                <w:i w:val="false"/>
+                <w:iCs w:val="false"/>
+                <w:sz w:val="20"/>
+                <w:szCs w:val="20"/>
+              </w:rPr>
+              <w:t xml:space="preserve">Seguimiento</w:t>
             </w:r>
           </w:p>
         </w:tc>
@@ -4602,13 +4706,189 @@
         </w:trPr>
         <w:tc>
           <w:tcPr>
-            <w:tcW w:type="dxa" w:w="1800"/>
-            <w:tcBorders>
-              <w:top w:val="single" w:color="E2E8F0" w:sz="6"/>
-              <w:left w:val="single" w:color="E2E8F0" w:sz="6"/>
-              <w:bottom w:val="single" w:color="E2E8F0" w:sz="6"/>
-              <w:right w:val="single" w:color="E2E8F0" w:sz="6"/>
-            </w:tcBorders>
+            <w:tcW w:type="dxa" w:w="1400"/>
+            <w:tcBorders>
+              <w:top w:val="single" w:color="E2E8F0" w:sz="6"/>
+              <w:left w:val="single" w:color="E2E8F0" w:sz="6"/>
+              <w:bottom w:val="single" w:color="E2E8F0" w:sz="6"/>
+              <w:right w:val="single" w:color="E2E8F0" w:sz="6"/>
+            </w:tcBorders>
+            <w:tcMar>
+              <w:top w:type="dxa" w:w="90"/>
+              <w:left w:type="dxa" w:w="140"/>
+              <w:bottom w:type="dxa" w:w="90"/>
+              <w:right w:type="dxa" w:w="140"/>
+            </w:tcMar>
+            <w:vAlign w:val="center"/>
+          </w:tcPr>
+          <w:p>
+            <w:pPr>
+              <w:spacing w:after="0"/>
+            </w:pPr>
+            <w:r>
+              <w:rPr>
+                <w:b w:val="false"/>
+                <w:bCs w:val="false"/>
+                <w:i w:val="false"/>
+                <w:iCs w:val="false"/>
+                <w:sz w:val="20"/>
+                <w:szCs w:val="20"/>
+              </w:rPr>
+              <w:t xml:space="preserve">Medio</w:t>
+            </w:r>
+          </w:p>
+        </w:tc>
+        <w:tc>
+          <w:tcPr>
+            <w:tcW w:type="dxa" w:w="2200"/>
+            <w:tcBorders>
+              <w:top w:val="single" w:color="E2E8F0" w:sz="6"/>
+              <w:left w:val="single" w:color="E2E8F0" w:sz="6"/>
+              <w:bottom w:val="single" w:color="E2E8F0" w:sz="6"/>
+              <w:right w:val="single" w:color="E2E8F0" w:sz="6"/>
+            </w:tcBorders>
+            <w:tcMar>
+              <w:top w:type="dxa" w:w="90"/>
+              <w:left w:type="dxa" w:w="140"/>
+              <w:bottom w:type="dxa" w:w="90"/>
+              <w:right w:type="dxa" w:w="140"/>
+            </w:tcMar>
+            <w:vAlign w:val="center"/>
+          </w:tcPr>
+          <w:p>
+            <w:pPr>
+              <w:spacing w:after="0"/>
+            </w:pPr>
+            <w:r>
+              <w:rPr>
+                <w:b w:val="false"/>
+                <w:bCs w:val="false"/>
+                <w:i w:val="false"/>
+                <w:iCs w:val="false"/>
+                <w:sz w:val="20"/>
+                <w:szCs w:val="20"/>
+              </w:rPr>
+              <w:t xml:space="preserve">0.5133 ≤ p &lt; 0.6927</w:t>
+            </w:r>
+          </w:p>
+        </w:tc>
+        <w:tc>
+          <w:tcPr>
+            <w:tcW w:type="dxa" w:w="1900"/>
+            <w:tcBorders>
+              <w:top w:val="single" w:color="E2E8F0" w:sz="6"/>
+              <w:left w:val="single" w:color="E2E8F0" w:sz="6"/>
+              <w:bottom w:val="single" w:color="E2E8F0" w:sz="6"/>
+              <w:right w:val="single" w:color="E2E8F0" w:sz="6"/>
+            </w:tcBorders>
+            <w:tcMar>
+              <w:top w:type="dxa" w:w="90"/>
+              <w:left w:type="dxa" w:w="140"/>
+              <w:bottom w:type="dxa" w:w="90"/>
+              <w:right w:type="dxa" w:w="140"/>
+            </w:tcMar>
+            <w:vAlign w:val="center"/>
+          </w:tcPr>
+          <w:p>
+            <w:pPr>
+              <w:spacing w:after="0"/>
+            </w:pPr>
+            <w:r>
+              <w:rPr>
+                <w:b w:val="false"/>
+                <w:bCs w:val="false"/>
+                <w:i w:val="false"/>
+                <w:iCs w:val="false"/>
+                <w:sz w:val="20"/>
+                <w:szCs w:val="20"/>
+              </w:rPr>
+              <w:t xml:space="preserve">8.54 %</w:t>
+            </w:r>
+          </w:p>
+        </w:tc>
+        <w:tc>
+          <w:tcPr>
+            <w:tcW w:type="dxa" w:w="1900"/>
+            <w:tcBorders>
+              <w:top w:val="single" w:color="E2E8F0" w:sz="6"/>
+              <w:left w:val="single" w:color="E2E8F0" w:sz="6"/>
+              <w:bottom w:val="single" w:color="E2E8F0" w:sz="6"/>
+              <w:right w:val="single" w:color="E2E8F0" w:sz="6"/>
+            </w:tcBorders>
+            <w:tcMar>
+              <w:top w:type="dxa" w:w="90"/>
+              <w:left w:type="dxa" w:w="140"/>
+              <w:bottom w:type="dxa" w:w="90"/>
+              <w:right w:type="dxa" w:w="140"/>
+            </w:tcMar>
+            <w:vAlign w:val="center"/>
+          </w:tcPr>
+          <w:p>
+            <w:pPr>
+              <w:spacing w:after="0"/>
+            </w:pPr>
+            <w:r>
+              <w:rPr>
+                <w:b w:val="false"/>
+                <w:bCs w:val="false"/>
+                <w:i w:val="false"/>
+                <w:iCs w:val="false"/>
+                <w:sz w:val="20"/>
+                <w:szCs w:val="20"/>
+              </w:rPr>
+              <w:t xml:space="preserve">38.59 %</w:t>
+            </w:r>
+          </w:p>
+        </w:tc>
+        <w:tc>
+          <w:tcPr>
+            <w:tcW w:type="dxa" w:w="1960"/>
+            <w:tcBorders>
+              <w:top w:val="single" w:color="E2E8F0" w:sz="6"/>
+              <w:left w:val="single" w:color="E2E8F0" w:sz="6"/>
+              <w:bottom w:val="single" w:color="E2E8F0" w:sz="6"/>
+              <w:right w:val="single" w:color="E2E8F0" w:sz="6"/>
+            </w:tcBorders>
+            <w:tcMar>
+              <w:top w:type="dxa" w:w="90"/>
+              <w:left w:type="dxa" w:w="140"/>
+              <w:bottom w:type="dxa" w:w="90"/>
+              <w:right w:type="dxa" w:w="140"/>
+            </w:tcMar>
+            <w:vAlign w:val="center"/>
+          </w:tcPr>
+          <w:p>
+            <w:pPr>
+              <w:spacing w:after="0"/>
+            </w:pPr>
+            <w:r>
+              <w:rPr>
+                <w:b w:val="false"/>
+                <w:bCs w:val="false"/>
+                <w:i w:val="false"/>
+                <w:iCs w:val="false"/>
+                <w:sz w:val="20"/>
+                <w:szCs w:val="20"/>
+              </w:rPr>
+              <w:t xml:space="preserve">Plan de acompañamiento</w:t>
+            </w:r>
+          </w:p>
+        </w:tc>
+      </w:tr>
+      <w:tr>
+        <w:trPr>
+          <w:tblHeader w:val="false"/>
+        </w:trPr>
+        <w:tc>
+          <w:tcPr>
+            <w:tcW w:type="dxa" w:w="1400"/>
+            <w:tcBorders>
+              <w:top w:val="single" w:color="E2E8F0" w:sz="6"/>
+              <w:left w:val="single" w:color="E2E8F0" w:sz="6"/>
+              <w:bottom w:val="single" w:color="E2E8F0" w:sz="6"/>
+              <w:right w:val="single" w:color="E2E8F0" w:sz="6"/>
+            </w:tcBorders>
+            <w:shd w:fill="F8FAFC" w:color="auto" w:val="clear"/>
             <w:tcMar>
               <w:top w:type="dxa" w:w="90"/>
               <w:left w:type="dxa" w:w="140"/>
@@ -4636,109 +4916,337 @@
         </w:tc>
         <w:tc>
           <w:tcPr>
-            <w:tcW w:type="dxa" w:w="2400"/>
-            <w:tcBorders>
-              <w:top w:val="single" w:color="E2E8F0" w:sz="6"/>
-              <w:left w:val="single" w:color="E2E8F0" w:sz="6"/>
-              <w:bottom w:val="single" w:color="E2E8F0" w:sz="6"/>
-              <w:right w:val="single" w:color="E2E8F0" w:sz="6"/>
-            </w:tcBorders>
-            <w:tcMar>
-              <w:top w:type="dxa" w:w="90"/>
-              <w:left w:type="dxa" w:w="140"/>
-              <w:bottom w:type="dxa" w:w="90"/>
-              <w:right w:type="dxa" w:w="140"/>
-            </w:tcMar>
-            <w:vAlign w:val="center"/>
-          </w:tcPr>
-          <w:p>
-            <w:pPr>
-              <w:spacing w:after="0"/>
-            </w:pPr>
-            <w:r>
-              <w:rPr>
-                <w:b w:val="false"/>
-                <w:bCs w:val="false"/>
-                <w:i w:val="false"/>
-                <w:iCs w:val="false"/>
-                <w:sz w:val="20"/>
-                <w:szCs w:val="20"/>
-              </w:rPr>
-              <w:t xml:space="preserve">p ≥ 0.60</w:t>
-            </w:r>
-          </w:p>
-        </w:tc>
-        <w:tc>
-          <w:tcPr>
-            <w:tcW w:type="dxa" w:w="1800"/>
-            <w:tcBorders>
-              <w:top w:val="single" w:color="E2E8F0" w:sz="6"/>
-              <w:left w:val="single" w:color="E2E8F0" w:sz="6"/>
-              <w:bottom w:val="single" w:color="E2E8F0" w:sz="6"/>
-              <w:right w:val="single" w:color="E2E8F0" w:sz="6"/>
-            </w:tcBorders>
-            <w:tcMar>
-              <w:top w:type="dxa" w:w="90"/>
-              <w:left w:type="dxa" w:w="140"/>
-              <w:bottom w:type="dxa" w:w="90"/>
-              <w:right w:type="dxa" w:w="140"/>
-            </w:tcMar>
-            <w:vAlign w:val="center"/>
-          </w:tcPr>
-          <w:p>
-            <w:pPr>
-              <w:spacing w:after="0"/>
-            </w:pPr>
-            <w:r>
-              <w:rPr>
-                <w:b w:val="false"/>
-                <w:bCs w:val="false"/>
+            <w:tcW w:type="dxa" w:w="2200"/>
+            <w:tcBorders>
+              <w:top w:val="single" w:color="E2E8F0" w:sz="6"/>
+              <w:left w:val="single" w:color="E2E8F0" w:sz="6"/>
+              <w:bottom w:val="single" w:color="E2E8F0" w:sz="6"/>
+              <w:right w:val="single" w:color="E2E8F0" w:sz="6"/>
+            </w:tcBorders>
+            <w:shd w:fill="F8FAFC" w:color="auto" w:val="clear"/>
+            <w:tcMar>
+              <w:top w:type="dxa" w:w="90"/>
+              <w:left w:type="dxa" w:w="140"/>
+              <w:bottom w:type="dxa" w:w="90"/>
+              <w:right w:type="dxa" w:w="140"/>
+            </w:tcMar>
+            <w:vAlign w:val="center"/>
+          </w:tcPr>
+          <w:p>
+            <w:pPr>
+              <w:spacing w:after="0"/>
+            </w:pPr>
+            <w:r>
+              <w:rPr>
+                <w:b w:val="false"/>
+                <w:bCs w:val="false"/>
+                <w:i w:val="false"/>
+                <w:iCs w:val="false"/>
+                <w:sz w:val="20"/>
+                <w:szCs w:val="20"/>
+              </w:rPr>
+              <w:t xml:space="preserve">0.6927 ≤ p &lt; 0.8487</w:t>
+            </w:r>
+          </w:p>
+        </w:tc>
+        <w:tc>
+          <w:tcPr>
+            <w:tcW w:type="dxa" w:w="1900"/>
+            <w:tcBorders>
+              <w:top w:val="single" w:color="E2E8F0" w:sz="6"/>
+              <w:left w:val="single" w:color="E2E8F0" w:sz="6"/>
+              <w:bottom w:val="single" w:color="E2E8F0" w:sz="6"/>
+              <w:right w:val="single" w:color="E2E8F0" w:sz="6"/>
+            </w:tcBorders>
+            <w:shd w:fill="F8FAFC" w:color="auto" w:val="clear"/>
+            <w:tcMar>
+              <w:top w:type="dxa" w:w="90"/>
+              <w:left w:type="dxa" w:w="140"/>
+              <w:bottom w:type="dxa" w:w="90"/>
+              <w:right w:type="dxa" w:w="140"/>
+            </w:tcMar>
+            <w:vAlign w:val="center"/>
+          </w:tcPr>
+          <w:p>
+            <w:pPr>
+              <w:spacing w:after="0"/>
+            </w:pPr>
+            <w:r>
+              <w:rPr>
+                <w:b w:val="false"/>
+                <w:bCs w:val="false"/>
+                <w:i w:val="false"/>
+                <w:iCs w:val="false"/>
+                <w:sz w:val="20"/>
+                <w:szCs w:val="20"/>
+              </w:rPr>
+              <w:t xml:space="preserve">8.89 %</w:t>
+            </w:r>
+          </w:p>
+        </w:tc>
+        <w:tc>
+          <w:tcPr>
+            <w:tcW w:type="dxa" w:w="1900"/>
+            <w:tcBorders>
+              <w:top w:val="single" w:color="E2E8F0" w:sz="6"/>
+              <w:left w:val="single" w:color="E2E8F0" w:sz="6"/>
+              <w:bottom w:val="single" w:color="E2E8F0" w:sz="6"/>
+              <w:right w:val="single" w:color="E2E8F0" w:sz="6"/>
+            </w:tcBorders>
+            <w:shd w:fill="F8FAFC" w:color="auto" w:val="clear"/>
+            <w:tcMar>
+              <w:top w:type="dxa" w:w="90"/>
+              <w:left w:type="dxa" w:w="140"/>
+              <w:bottom w:type="dxa" w:w="90"/>
+              <w:right w:type="dxa" w:w="140"/>
+            </w:tcMar>
+            <w:vAlign w:val="center"/>
+          </w:tcPr>
+          <w:p>
+            <w:pPr>
+              <w:spacing w:after="0"/>
+            </w:pPr>
+            <w:r>
+              <w:rPr>
+                <w:b w:val="false"/>
+                <w:bCs w:val="false"/>
+                <w:i w:val="false"/>
+                <w:iCs w:val="false"/>
+                <w:sz w:val="20"/>
+                <w:szCs w:val="20"/>
+              </w:rPr>
+              <w:t xml:space="preserve">57.93 %</w:t>
+            </w:r>
+          </w:p>
+        </w:tc>
+        <w:tc>
+          <w:tcPr>
+            <w:tcW w:type="dxa" w:w="1960"/>
+            <w:tcBorders>
+              <w:top w:val="single" w:color="E2E8F0" w:sz="6"/>
+              <w:left w:val="single" w:color="E2E8F0" w:sz="6"/>
+              <w:bottom w:val="single" w:color="E2E8F0" w:sz="6"/>
+              <w:right w:val="single" w:color="E2E8F0" w:sz="6"/>
+            </w:tcBorders>
+            <w:shd w:fill="F8FAFC" w:color="auto" w:val="clear"/>
+            <w:tcMar>
+              <w:top w:type="dxa" w:w="90"/>
+              <w:left w:type="dxa" w:w="140"/>
+              <w:bottom w:type="dxa" w:w="90"/>
+              <w:right w:type="dxa" w:w="140"/>
+            </w:tcMar>
+            <w:vAlign w:val="center"/>
+          </w:tcPr>
+          <w:p>
+            <w:pPr>
+              <w:spacing w:after="0"/>
+            </w:pPr>
+            <w:r>
+              <w:rPr>
+                <w:b w:val="false"/>
+                <w:bCs w:val="false"/>
+                <w:i w:val="false"/>
+                <w:iCs w:val="false"/>
+                <w:sz w:val="20"/>
+                <w:szCs w:val="20"/>
+              </w:rPr>
+              <w:t xml:space="preserve">Intervención focalizada</w:t>
+            </w:r>
+          </w:p>
+        </w:tc>
+      </w:tr>
+      <w:tr>
+        <w:trPr>
+          <w:tblHeader w:val="false"/>
+        </w:trPr>
+        <w:tc>
+          <w:tcPr>
+            <w:tcW w:type="dxa" w:w="1400"/>
+            <w:tcBorders>
+              <w:top w:val="single" w:color="E2E8F0" w:sz="6"/>
+              <w:left w:val="single" w:color="E2E8F0" w:sz="6"/>
+              <w:bottom w:val="single" w:color="E2E8F0" w:sz="6"/>
+              <w:right w:val="single" w:color="E2E8F0" w:sz="6"/>
+            </w:tcBorders>
+            <w:tcMar>
+              <w:top w:type="dxa" w:w="90"/>
+              <w:left w:type="dxa" w:w="140"/>
+              <w:bottom w:type="dxa" w:w="90"/>
+              <w:right w:type="dxa" w:w="140"/>
+            </w:tcMar>
+            <w:vAlign w:val="center"/>
+          </w:tcPr>
+          <w:p>
+            <w:pPr>
+              <w:spacing w:after="0"/>
+            </w:pPr>
+            <w:r>
+              <w:rPr>
+                <w:b/>
+                <w:bCs/>
                 <w:i w:val="false"/>
                 <w:iCs w:val="false"/>
                 <w:color w:val="DC2626"/>
                 <w:sz w:val="20"/>
                 <w:szCs w:val="20"/>
               </w:rPr>
-              <w:t xml:space="preserve">Rojo</w:t>
-            </w:r>
-          </w:p>
-        </w:tc>
-        <w:tc>
-          <w:tcPr>
-            <w:tcW w:type="dxa" w:w="3360"/>
-            <w:tcBorders>
-              <w:top w:val="single" w:color="E2E8F0" w:sz="6"/>
-              <w:left w:val="single" w:color="E2E8F0" w:sz="6"/>
-              <w:bottom w:val="single" w:color="E2E8F0" w:sz="6"/>
-              <w:right w:val="single" w:color="E2E8F0" w:sz="6"/>
-            </w:tcBorders>
-            <w:tcMar>
-              <w:top w:type="dxa" w:w="90"/>
-              <w:left w:type="dxa" w:w="140"/>
-              <w:bottom w:type="dxa" w:w="90"/>
-              <w:right w:type="dxa" w:w="140"/>
-            </w:tcMar>
-            <w:vAlign w:val="center"/>
-          </w:tcPr>
-          <w:p>
-            <w:pPr>
-              <w:spacing w:after="0"/>
-            </w:pPr>
-            <w:r>
-              <w:rPr>
-                <w:b w:val="false"/>
-                <w:bCs w:val="false"/>
-                <w:i w:val="false"/>
-                <w:iCs w:val="false"/>
-                <w:sz w:val="20"/>
-                <w:szCs w:val="20"/>
-              </w:rPr>
-              <w:t xml:space="preserve">Intervención prioritaria</w:t>
+              <w:t xml:space="preserve">Crítico</w:t>
+            </w:r>
+          </w:p>
+        </w:tc>
+        <w:tc>
+          <w:tcPr>
+            <w:tcW w:type="dxa" w:w="2200"/>
+            <w:tcBorders>
+              <w:top w:val="single" w:color="E2E8F0" w:sz="6"/>
+              <w:left w:val="single" w:color="E2E8F0" w:sz="6"/>
+              <w:bottom w:val="single" w:color="E2E8F0" w:sz="6"/>
+              <w:right w:val="single" w:color="E2E8F0" w:sz="6"/>
+            </w:tcBorders>
+            <w:tcMar>
+              <w:top w:type="dxa" w:w="90"/>
+              <w:left w:type="dxa" w:w="140"/>
+              <w:bottom w:type="dxa" w:w="90"/>
+              <w:right w:type="dxa" w:w="140"/>
+            </w:tcMar>
+            <w:vAlign w:val="center"/>
+          </w:tcPr>
+          <w:p>
+            <w:pPr>
+              <w:spacing w:after="0"/>
+            </w:pPr>
+            <w:r>
+              <w:rPr>
+                <w:b/>
+                <w:bCs/>
+                <w:i w:val="false"/>
+                <w:iCs w:val="false"/>
+                <w:sz w:val="20"/>
+                <w:szCs w:val="20"/>
+              </w:rPr>
+              <w:t xml:space="preserve">p ≥ 0.8487</w:t>
+            </w:r>
+          </w:p>
+        </w:tc>
+        <w:tc>
+          <w:tcPr>
+            <w:tcW w:type="dxa" w:w="1900"/>
+            <w:tcBorders>
+              <w:top w:val="single" w:color="E2E8F0" w:sz="6"/>
+              <w:left w:val="single" w:color="E2E8F0" w:sz="6"/>
+              <w:bottom w:val="single" w:color="E2E8F0" w:sz="6"/>
+              <w:right w:val="single" w:color="E2E8F0" w:sz="6"/>
+            </w:tcBorders>
+            <w:tcMar>
+              <w:top w:type="dxa" w:w="90"/>
+              <w:left w:type="dxa" w:w="140"/>
+              <w:bottom w:type="dxa" w:w="90"/>
+              <w:right w:type="dxa" w:w="140"/>
+            </w:tcMar>
+            <w:vAlign w:val="center"/>
+          </w:tcPr>
+          <w:p>
+            <w:pPr>
+              <w:spacing w:after="0"/>
+            </w:pPr>
+            <w:r>
+              <w:rPr>
+                <w:b/>
+                <w:bCs/>
+                <w:i w:val="false"/>
+                <w:iCs w:val="false"/>
+                <w:sz w:val="20"/>
+                <w:szCs w:val="20"/>
+              </w:rPr>
+              <w:t xml:space="preserve">16.50 %</w:t>
+            </w:r>
+          </w:p>
+        </w:tc>
+        <w:tc>
+          <w:tcPr>
+            <w:tcW w:type="dxa" w:w="1900"/>
+            <w:tcBorders>
+              <w:top w:val="single" w:color="E2E8F0" w:sz="6"/>
+              <w:left w:val="single" w:color="E2E8F0" w:sz="6"/>
+              <w:bottom w:val="single" w:color="E2E8F0" w:sz="6"/>
+              <w:right w:val="single" w:color="E2E8F0" w:sz="6"/>
+            </w:tcBorders>
+            <w:tcMar>
+              <w:top w:type="dxa" w:w="90"/>
+              <w:left w:type="dxa" w:w="140"/>
+              <w:bottom w:type="dxa" w:w="90"/>
+              <w:right w:type="dxa" w:w="140"/>
+            </w:tcMar>
+            <w:vAlign w:val="center"/>
+          </w:tcPr>
+          <w:p>
+            <w:pPr>
+              <w:spacing w:after="0"/>
+            </w:pPr>
+            <w:r>
+              <w:rPr>
+                <w:b/>
+                <w:bCs/>
+                <w:i w:val="false"/>
+                <w:iCs w:val="false"/>
+                <w:sz w:val="20"/>
+                <w:szCs w:val="20"/>
+              </w:rPr>
+              <w:t xml:space="preserve">83.97 %</w:t>
+            </w:r>
+          </w:p>
+        </w:tc>
+        <w:tc>
+          <w:tcPr>
+            <w:tcW w:type="dxa" w:w="1960"/>
+            <w:tcBorders>
+              <w:top w:val="single" w:color="E2E8F0" w:sz="6"/>
+              <w:left w:val="single" w:color="E2E8F0" w:sz="6"/>
+              <w:bottom w:val="single" w:color="E2E8F0" w:sz="6"/>
+              <w:right w:val="single" w:color="E2E8F0" w:sz="6"/>
+            </w:tcBorders>
+            <w:tcMar>
+              <w:top w:type="dxa" w:w="90"/>
+              <w:left w:type="dxa" w:w="140"/>
+              <w:bottom w:type="dxa" w:w="90"/>
+              <w:right w:type="dxa" w:w="140"/>
+            </w:tcMar>
+            <w:vAlign w:val="center"/>
+          </w:tcPr>
+          <w:p>
+            <w:pPr>
+              <w:spacing w:after="0"/>
+            </w:pPr>
+            <w:r>
+              <w:rPr>
+                <w:b/>
+                <w:bCs/>
+                <w:i w:val="false"/>
+                <w:iCs w:val="false"/>
+                <w:sz w:val="20"/>
+                <w:szCs w:val="20"/>
+              </w:rPr>
+              <w:t xml:space="preserve">Intervención inmediata</w:t>
             </w:r>
           </w:p>
         </w:tc>
       </w:tr>
     </w:tbl>
+    <w:p>
+      <w:pPr>
+        <w:spacing w:after="120"/>
+      </w:pPr>
+      <w:r>
+        <w:rPr>
+          <w:i/>
+          <w:iCs/>
+          <w:color w:val="475569"/>
+          <w:sz w:val="18"/>
+          <w:szCs w:val="18"/>
+        </w:rPr>
+        <w:t xml:space="preserve">El corte binario interno (campo prediccion) corresponde al umbral de la banda Alto (p ≥ 0.6927).</w:t>
+      </w:r>
+    </w:p>
     <w:p>
       <w:pPr>
         <w:pStyle w:val="Heading2"/>
@@ -7820,7 +8328,7 @@
         <w:spacing w:after="160" w:before="240"/>
       </w:pPr>
       <w:r>
-        <w:t xml:space="preserve">4.1 Repositorio</w:t>
+        <w:t xml:space="preserve">4.1 Repositorio y despliegue</w:t>
       </w:r>
     </w:p>
     <w:tbl>
@@ -7950,7 +8458,7 @@
                 <w:sz w:val="20"/>
                 <w:szCs w:val="20"/>
               </w:rPr>
-              <w:t xml:space="preserve">Nombre</w:t>
+              <w:t xml:space="preserve">Nombre del repo</w:t>
             </w:r>
           </w:p>
         </w:tc>
@@ -8281,6 +8789,363 @@
                 <w:szCs w:val="20"/>
               </w:rPr>
               <w:t xml:space="preserve">Python 3.12 (90 %) · CSS embebido en Streamlit (10 %)</w:t>
+            </w:r>
+          </w:p>
+        </w:tc>
+      </w:tr>
+      <w:tr>
+        <w:trPr>
+          <w:tblHeader w:val="false"/>
+        </w:trPr>
+        <w:tc>
+          <w:tcPr>
+            <w:tcW w:type="dxa" w:w="2400"/>
+            <w:tcBorders>
+              <w:top w:val="single" w:color="E2E8F0" w:sz="6"/>
+              <w:left w:val="single" w:color="E2E8F0" w:sz="6"/>
+              <w:bottom w:val="single" w:color="E2E8F0" w:sz="6"/>
+              <w:right w:val="single" w:color="E2E8F0" w:sz="6"/>
+            </w:tcBorders>
+            <w:shd w:fill="F8FAFC" w:color="auto" w:val="clear"/>
+            <w:tcMar>
+              <w:top w:type="dxa" w:w="90"/>
+              <w:left w:type="dxa" w:w="140"/>
+              <w:bottom w:type="dxa" w:w="90"/>
+              <w:right w:type="dxa" w:w="140"/>
+            </w:tcMar>
+            <w:vAlign w:val="center"/>
+          </w:tcPr>
+          <w:p>
+            <w:pPr>
+              <w:spacing w:after="0"/>
+            </w:pPr>
+            <w:r>
+              <w:rPr>
+                <w:b w:val="false"/>
+                <w:bCs w:val="false"/>
+                <w:i w:val="false"/>
+                <w:iCs w:val="false"/>
+                <w:sz w:val="20"/>
+                <w:szCs w:val="20"/>
+              </w:rPr>
+              <w:t xml:space="preserve">Aplicación publicada</w:t>
+            </w:r>
+          </w:p>
+        </w:tc>
+        <w:tc>
+          <w:tcPr>
+            <w:tcW w:type="dxa" w:w="6960"/>
+            <w:tcBorders>
+              <w:top w:val="single" w:color="E2E8F0" w:sz="6"/>
+              <w:left w:val="single" w:color="E2E8F0" w:sz="6"/>
+              <w:bottom w:val="single" w:color="E2E8F0" w:sz="6"/>
+              <w:right w:val="single" w:color="E2E8F0" w:sz="6"/>
+            </w:tcBorders>
+            <w:shd w:fill="F8FAFC" w:color="auto" w:val="clear"/>
+            <w:tcMar>
+              <w:top w:type="dxa" w:w="90"/>
+              <w:left w:type="dxa" w:w="140"/>
+              <w:bottom w:type="dxa" w:w="90"/>
+              <w:right w:type="dxa" w:w="140"/>
+            </w:tcMar>
+            <w:vAlign w:val="center"/>
+          </w:tcPr>
+          <w:p>
+            <w:pPr>
+              <w:spacing w:after="0"/>
+            </w:pPr>
+            <w:r>
+              <w:rPr>
+                <w:b w:val="false"/>
+                <w:bCs w:val="false"/>
+                <w:i w:val="false"/>
+                <w:iCs w:val="false"/>
+                <w:sz w:val="20"/>
+                <w:szCs w:val="20"/>
+              </w:rPr>
+              <w:t xml:space="preserve">https://miadsatde-h9fndjhfg7esaeet.centralus-01.azurewebsites.net/</w:t>
+            </w:r>
+          </w:p>
+        </w:tc>
+      </w:tr>
+      <w:tr>
+        <w:trPr>
+          <w:tblHeader w:val="false"/>
+        </w:trPr>
+        <w:tc>
+          <w:tcPr>
+            <w:tcW w:type="dxa" w:w="2400"/>
+            <w:tcBorders>
+              <w:top w:val="single" w:color="E2E8F0" w:sz="6"/>
+              <w:left w:val="single" w:color="E2E8F0" w:sz="6"/>
+              <w:bottom w:val="single" w:color="E2E8F0" w:sz="6"/>
+              <w:right w:val="single" w:color="E2E8F0" w:sz="6"/>
+            </w:tcBorders>
+            <w:tcMar>
+              <w:top w:type="dxa" w:w="90"/>
+              <w:left w:type="dxa" w:w="140"/>
+              <w:bottom w:type="dxa" w:w="90"/>
+              <w:right w:type="dxa" w:w="140"/>
+            </w:tcMar>
+            <w:vAlign w:val="center"/>
+          </w:tcPr>
+          <w:p>
+            <w:pPr>
+              <w:spacing w:after="0"/>
+            </w:pPr>
+            <w:r>
+              <w:rPr>
+                <w:b w:val="false"/>
+                <w:bCs w:val="false"/>
+                <w:i w:val="false"/>
+                <w:iCs w:val="false"/>
+                <w:sz w:val="20"/>
+                <w:szCs w:val="20"/>
+              </w:rPr>
+              <w:t xml:space="preserve">Hosting</w:t>
+            </w:r>
+          </w:p>
+        </w:tc>
+        <w:tc>
+          <w:tcPr>
+            <w:tcW w:type="dxa" w:w="6960"/>
+            <w:tcBorders>
+              <w:top w:val="single" w:color="E2E8F0" w:sz="6"/>
+              <w:left w:val="single" w:color="E2E8F0" w:sz="6"/>
+              <w:bottom w:val="single" w:color="E2E8F0" w:sz="6"/>
+              <w:right w:val="single" w:color="E2E8F0" w:sz="6"/>
+            </w:tcBorders>
+            <w:tcMar>
+              <w:top w:type="dxa" w:w="90"/>
+              <w:left w:type="dxa" w:w="140"/>
+              <w:bottom w:type="dxa" w:w="90"/>
+              <w:right w:type="dxa" w:w="140"/>
+            </w:tcMar>
+            <w:vAlign w:val="center"/>
+          </w:tcPr>
+          <w:p>
+            <w:pPr>
+              <w:spacing w:after="0"/>
+            </w:pPr>
+            <w:r>
+              <w:rPr>
+                <w:b w:val="false"/>
+                <w:bCs w:val="false"/>
+                <w:i w:val="false"/>
+                <w:iCs w:val="false"/>
+                <w:sz w:val="20"/>
+                <w:szCs w:val="20"/>
+              </w:rPr>
+              <w:t xml:space="preserve">Azure App Service (Linux · Python 3.12 · plan B1 · región Central US)</w:t>
+            </w:r>
+          </w:p>
+        </w:tc>
+      </w:tr>
+      <w:tr>
+        <w:trPr>
+          <w:tblHeader w:val="false"/>
+        </w:trPr>
+        <w:tc>
+          <w:tcPr>
+            <w:tcW w:type="dxa" w:w="2400"/>
+            <w:tcBorders>
+              <w:top w:val="single" w:color="E2E8F0" w:sz="6"/>
+              <w:left w:val="single" w:color="E2E8F0" w:sz="6"/>
+              <w:bottom w:val="single" w:color="E2E8F0" w:sz="6"/>
+              <w:right w:val="single" w:color="E2E8F0" w:sz="6"/>
+            </w:tcBorders>
+            <w:shd w:fill="F8FAFC" w:color="auto" w:val="clear"/>
+            <w:tcMar>
+              <w:top w:type="dxa" w:w="90"/>
+              <w:left w:type="dxa" w:w="140"/>
+              <w:bottom w:type="dxa" w:w="90"/>
+              <w:right w:type="dxa" w:w="140"/>
+            </w:tcMar>
+            <w:vAlign w:val="center"/>
+          </w:tcPr>
+          <w:p>
+            <w:pPr>
+              <w:spacing w:after="0"/>
+            </w:pPr>
+            <w:r>
+              <w:rPr>
+                <w:b w:val="false"/>
+                <w:bCs w:val="false"/>
+                <w:i w:val="false"/>
+                <w:iCs w:val="false"/>
+                <w:sz w:val="20"/>
+                <w:szCs w:val="20"/>
+              </w:rPr>
+              <w:t xml:space="preserve">Recursos Azure</w:t>
+            </w:r>
+          </w:p>
+        </w:tc>
+        <w:tc>
+          <w:tcPr>
+            <w:tcW w:type="dxa" w:w="6960"/>
+            <w:tcBorders>
+              <w:top w:val="single" w:color="E2E8F0" w:sz="6"/>
+              <w:left w:val="single" w:color="E2E8F0" w:sz="6"/>
+              <w:bottom w:val="single" w:color="E2E8F0" w:sz="6"/>
+              <w:right w:val="single" w:color="E2E8F0" w:sz="6"/>
+            </w:tcBorders>
+            <w:shd w:fill="F8FAFC" w:color="auto" w:val="clear"/>
+            <w:tcMar>
+              <w:top w:type="dxa" w:w="90"/>
+              <w:left w:type="dxa" w:w="140"/>
+              <w:bottom w:type="dxa" w:w="90"/>
+              <w:right w:type="dxa" w:w="140"/>
+            </w:tcMar>
+            <w:vAlign w:val="center"/>
+          </w:tcPr>
+          <w:p>
+            <w:pPr>
+              <w:spacing w:after="0"/>
+            </w:pPr>
+            <w:r>
+              <w:rPr>
+                <w:b w:val="false"/>
+                <w:bCs w:val="false"/>
+                <w:i w:val="false"/>
+                <w:iCs w:val="false"/>
+                <w:sz w:val="20"/>
+                <w:szCs w:val="20"/>
+              </w:rPr>
+              <w:t xml:space="preserve">RG: rg-miad-satde · Plan: plan-miad-satde · App: miadsatde</w:t>
+            </w:r>
+          </w:p>
+        </w:tc>
+      </w:tr>
+      <w:tr>
+        <w:trPr>
+          <w:tblHeader w:val="false"/>
+        </w:trPr>
+        <w:tc>
+          <w:tcPr>
+            <w:tcW w:type="dxa" w:w="2400"/>
+            <w:tcBorders>
+              <w:top w:val="single" w:color="E2E8F0" w:sz="6"/>
+              <w:left w:val="single" w:color="E2E8F0" w:sz="6"/>
+              <w:bottom w:val="single" w:color="E2E8F0" w:sz="6"/>
+              <w:right w:val="single" w:color="E2E8F0" w:sz="6"/>
+            </w:tcBorders>
+            <w:tcMar>
+              <w:top w:type="dxa" w:w="90"/>
+              <w:left w:type="dxa" w:w="140"/>
+              <w:bottom w:type="dxa" w:w="90"/>
+              <w:right w:type="dxa" w:w="140"/>
+            </w:tcMar>
+            <w:vAlign w:val="center"/>
+          </w:tcPr>
+          <w:p>
+            <w:pPr>
+              <w:spacing w:after="0"/>
+            </w:pPr>
+            <w:r>
+              <w:rPr>
+                <w:b w:val="false"/>
+                <w:bCs w:val="false"/>
+                <w:i w:val="false"/>
+                <w:iCs w:val="false"/>
+                <w:sz w:val="20"/>
+                <w:szCs w:val="20"/>
+              </w:rPr>
+              <w:t xml:space="preserve">Startup command</w:t>
+            </w:r>
+          </w:p>
+        </w:tc>
+        <w:tc>
+          <w:tcPr>
+            <w:tcW w:type="dxa" w:w="6960"/>
+            <w:tcBorders>
+              <w:top w:val="single" w:color="E2E8F0" w:sz="6"/>
+              <w:left w:val="single" w:color="E2E8F0" w:sz="6"/>
+              <w:bottom w:val="single" w:color="E2E8F0" w:sz="6"/>
+              <w:right w:val="single" w:color="E2E8F0" w:sz="6"/>
+            </w:tcBorders>
+            <w:tcMar>
+              <w:top w:type="dxa" w:w="90"/>
+              <w:left w:type="dxa" w:w="140"/>
+              <w:bottom w:type="dxa" w:w="90"/>
+              <w:right w:type="dxa" w:w="140"/>
+            </w:tcMar>
+            <w:vAlign w:val="center"/>
+          </w:tcPr>
+          <w:p>
+            <w:pPr>
+              <w:spacing w:after="0"/>
+            </w:pPr>
+            <w:r>
+              <w:rPr>
+                <w:b w:val="false"/>
+                <w:bCs w:val="false"/>
+                <w:i w:val="false"/>
+                <w:iCs w:val="false"/>
+                <w:sz w:val="20"/>
+                <w:szCs w:val="20"/>
+              </w:rPr>
+              <w:t xml:space="preserve">python -m streamlit run app.py --server.port 8000 --server.address 0.0.0.0</w:t>
+            </w:r>
+          </w:p>
+        </w:tc>
+      </w:tr>
+    </w:tbl>
+    <w:tbl>
+      <w:tblPr>
+        <w:tblW w:type="dxa" w:w="9360"/>
+        <w:tblBorders>
+          <w:top w:val="single" w:color="auto" w:sz="4"/>
+          <w:left w:val="single" w:color="auto" w:sz="4"/>
+          <w:bottom w:val="single" w:color="auto" w:sz="4"/>
+          <w:right w:val="single" w:color="auto" w:sz="4"/>
+          <w:insideH w:val="single" w:color="auto" w:sz="4"/>
+          <w:insideV w:val="single" w:color="auto" w:sz="4"/>
+        </w:tblBorders>
+      </w:tblPr>
+      <w:tblGrid>
+        <w:gridCol w:w="9360"/>
+      </w:tblGrid>
+      <w:tr>
+        <w:tc>
+          <w:tcPr>
+            <w:tcW w:type="dxa" w:w="9360"/>
+            <w:tcBorders>
+              <w:top w:val="single" w:color="16A34A" w:sz="6"/>
+              <w:left w:val="single" w:color="16A34A" w:sz="24"/>
+              <w:bottom w:val="single" w:color="16A34A" w:sz="6"/>
+              <w:right w:val="single" w:color="16A34A" w:sz="6"/>
+            </w:tcBorders>
+            <w:shd w:fill="F8FAFC" w:color="auto" w:val="clear"/>
+            <w:tcMar>
+              <w:top w:type="dxa" w:w="140"/>
+              <w:left w:type="dxa" w:w="200"/>
+              <w:bottom w:type="dxa" w:w="140"/>
+              <w:right w:type="dxa" w:w="200"/>
+            </w:tcMar>
+          </w:tcPr>
+          <w:p>
+            <w:pPr>
+              <w:spacing w:after="60"/>
+            </w:pPr>
+            <w:r>
+              <w:rPr>
+                <w:b/>
+                <w:bCs/>
+                <w:color w:val="16A34A"/>
+                <w:sz w:val="22"/>
+                <w:szCs w:val="22"/>
+              </w:rPr>
+              <w:t xml:space="preserve">Aplicación en producción</w:t>
+            </w:r>
+          </w:p>
+          <w:p>
+            <w:r>
+              <w:rPr>
+                <w:color w:val="0F172A"/>
+                <w:sz w:val="20"/>
+                <w:szCs w:val="20"/>
+              </w:rPr>
+              <w:t xml:space="preserve">La aplicación ya está desplegada y accesible públicamente; el detalle paso a paso del despliegue (Azure CLI y Portal) se documenta en la sección 4 del Manual de Usuario.</w:t>
             </w:r>
           </w:p>
         </w:tc>
@@ -11489,6 +12354,223 @@
                 <w:szCs w:val="20"/>
               </w:rPr>
               <w:t xml:space="preserve">OneHotEncoder con handle_unknown='ignore' evita fallo, se emite advertencia visible al usuario.</w:t>
+            </w:r>
+          </w:p>
+        </w:tc>
+      </w:tr>
+      <w:tr>
+        <w:trPr>
+          <w:tblHeader w:val="false"/>
+        </w:trPr>
+        <w:tc>
+          <w:tcPr>
+            <w:tcW w:type="dxa" w:w="3000"/>
+            <w:tcBorders>
+              <w:top w:val="single" w:color="E2E8F0" w:sz="6"/>
+              <w:left w:val="single" w:color="E2E8F0" w:sz="6"/>
+              <w:bottom w:val="single" w:color="E2E8F0" w:sz="6"/>
+              <w:right w:val="single" w:color="E2E8F0" w:sz="6"/>
+            </w:tcBorders>
+            <w:shd w:fill="F8FAFC" w:color="auto" w:val="clear"/>
+            <w:tcMar>
+              <w:top w:type="dxa" w:w="90"/>
+              <w:left w:type="dxa" w:w="140"/>
+              <w:bottom w:type="dxa" w:w="90"/>
+              <w:right w:type="dxa" w:w="140"/>
+            </w:tcMar>
+            <w:vAlign w:val="center"/>
+          </w:tcPr>
+          <w:p>
+            <w:pPr>
+              <w:spacing w:after="0"/>
+            </w:pPr>
+            <w:r>
+              <w:rPr>
+                <w:b w:val="false"/>
+                <w:bCs w:val="false"/>
+                <w:i w:val="false"/>
+                <w:iCs w:val="false"/>
+                <w:sz w:val="20"/>
+                <w:szCs w:val="20"/>
+              </w:rPr>
+              <w:t xml:space="preserve">Acceso a la URL pública de Azure</w:t>
+            </w:r>
+          </w:p>
+        </w:tc>
+        <w:tc>
+          <w:tcPr>
+            <w:tcW w:type="dxa" w:w="2000"/>
+            <w:tcBorders>
+              <w:top w:val="single" w:color="E2E8F0" w:sz="6"/>
+              <w:left w:val="single" w:color="E2E8F0" w:sz="6"/>
+              <w:bottom w:val="single" w:color="E2E8F0" w:sz="6"/>
+              <w:right w:val="single" w:color="E2E8F0" w:sz="6"/>
+            </w:tcBorders>
+            <w:shd w:fill="F8FAFC" w:color="auto" w:val="clear"/>
+            <w:tcMar>
+              <w:top w:type="dxa" w:w="90"/>
+              <w:left w:type="dxa" w:w="140"/>
+              <w:bottom w:type="dxa" w:w="90"/>
+              <w:right w:type="dxa" w:w="140"/>
+            </w:tcMar>
+            <w:vAlign w:val="center"/>
+          </w:tcPr>
+          <w:p>
+            <w:pPr>
+              <w:spacing w:after="0"/>
+            </w:pPr>
+            <w:r>
+              <w:rPr>
+                <w:b w:val="false"/>
+                <w:bCs w:val="false"/>
+                <w:i w:val="false"/>
+                <w:iCs w:val="false"/>
+                <w:sz w:val="20"/>
+                <w:szCs w:val="20"/>
+              </w:rPr>
+              <w:t xml:space="preserve">Despliegue</w:t>
+            </w:r>
+          </w:p>
+        </w:tc>
+        <w:tc>
+          <w:tcPr>
+            <w:tcW w:type="dxa" w:w="4360"/>
+            <w:tcBorders>
+              <w:top w:val="single" w:color="E2E8F0" w:sz="6"/>
+              <w:left w:val="single" w:color="E2E8F0" w:sz="6"/>
+              <w:bottom w:val="single" w:color="E2E8F0" w:sz="6"/>
+              <w:right w:val="single" w:color="E2E8F0" w:sz="6"/>
+            </w:tcBorders>
+            <w:shd w:fill="F8FAFC" w:color="auto" w:val="clear"/>
+            <w:tcMar>
+              <w:top w:type="dxa" w:w="90"/>
+              <w:left w:type="dxa" w:w="140"/>
+              <w:bottom w:type="dxa" w:w="90"/>
+              <w:right w:type="dxa" w:w="140"/>
+            </w:tcMar>
+            <w:vAlign w:val="center"/>
+          </w:tcPr>
+          <w:p>
+            <w:pPr>
+              <w:spacing w:after="0"/>
+            </w:pPr>
+            <w:r>
+              <w:rPr>
+                <w:b w:val="false"/>
+                <w:bCs w:val="false"/>
+                <w:i w:val="false"/>
+                <w:iCs w:val="false"/>
+                <w:sz w:val="20"/>
+                <w:szCs w:val="20"/>
+              </w:rPr>
+              <w:t xml:space="preserve">Las 5 páginas cargan correctamente desde el navegador sin instalación local.</w:t>
+            </w:r>
+          </w:p>
+        </w:tc>
+      </w:tr>
+      <w:tr>
+        <w:trPr>
+          <w:tblHeader w:val="false"/>
+        </w:trPr>
+        <w:tc>
+          <w:tcPr>
+            <w:tcW w:type="dxa" w:w="3000"/>
+            <w:tcBorders>
+              <w:top w:val="single" w:color="E2E8F0" w:sz="6"/>
+              <w:left w:val="single" w:color="E2E8F0" w:sz="6"/>
+              <w:bottom w:val="single" w:color="E2E8F0" w:sz="6"/>
+              <w:right w:val="single" w:color="E2E8F0" w:sz="6"/>
+            </w:tcBorders>
+            <w:tcMar>
+              <w:top w:type="dxa" w:w="90"/>
+              <w:left w:type="dxa" w:w="140"/>
+              <w:bottom w:type="dxa" w:w="90"/>
+              <w:right w:type="dxa" w:w="140"/>
+            </w:tcMar>
+            <w:vAlign w:val="center"/>
+          </w:tcPr>
+          <w:p>
+            <w:pPr>
+              <w:spacing w:after="0"/>
+            </w:pPr>
+            <w:r>
+              <w:rPr>
+                <w:b w:val="false"/>
+                <w:bCs w:val="false"/>
+                <w:i w:val="false"/>
+                <w:iCs w:val="false"/>
+                <w:sz w:val="20"/>
+                <w:szCs w:val="20"/>
+              </w:rPr>
+              <w:t xml:space="preserve">Clasificación en 5 bandas</w:t>
+            </w:r>
+          </w:p>
+        </w:tc>
+        <w:tc>
+          <w:tcPr>
+            <w:tcW w:type="dxa" w:w="2000"/>
+            <w:tcBorders>
+              <w:top w:val="single" w:color="E2E8F0" w:sz="6"/>
+              <w:left w:val="single" w:color="E2E8F0" w:sz="6"/>
+              <w:bottom w:val="single" w:color="E2E8F0" w:sz="6"/>
+              <w:right w:val="single" w:color="E2E8F0" w:sz="6"/>
+            </w:tcBorders>
+            <w:tcMar>
+              <w:top w:type="dxa" w:w="90"/>
+              <w:left w:type="dxa" w:w="140"/>
+              <w:bottom w:type="dxa" w:w="90"/>
+              <w:right w:type="dxa" w:w="140"/>
+            </w:tcMar>
+            <w:vAlign w:val="center"/>
+          </w:tcPr>
+          <w:p>
+            <w:pPr>
+              <w:spacing w:after="0"/>
+            </w:pPr>
+            <w:r>
+              <w:rPr>
+                <w:b w:val="false"/>
+                <w:bCs w:val="false"/>
+                <w:i w:val="false"/>
+                <w:iCs w:val="false"/>
+                <w:sz w:val="20"/>
+                <w:szCs w:val="20"/>
+              </w:rPr>
+              <w:t xml:space="preserve">Funcional</w:t>
+            </w:r>
+          </w:p>
+        </w:tc>
+        <w:tc>
+          <w:tcPr>
+            <w:tcW w:type="dxa" w:w="4360"/>
+            <w:tcBorders>
+              <w:top w:val="single" w:color="E2E8F0" w:sz="6"/>
+              <w:left w:val="single" w:color="E2E8F0" w:sz="6"/>
+              <w:bottom w:val="single" w:color="E2E8F0" w:sz="6"/>
+              <w:right w:val="single" w:color="E2E8F0" w:sz="6"/>
+            </w:tcBorders>
+            <w:tcMar>
+              <w:top w:type="dxa" w:w="90"/>
+              <w:left w:type="dxa" w:w="140"/>
+              <w:bottom w:type="dxa" w:w="90"/>
+              <w:right w:type="dxa" w:w="140"/>
+            </w:tcMar>
+            <w:vAlign w:val="center"/>
+          </w:tcPr>
+          <w:p>
+            <w:pPr>
+              <w:spacing w:after="0"/>
+            </w:pPr>
+            <w:r>
+              <w:rPr>
+                <w:b w:val="false"/>
+                <w:bCs w:val="false"/>
+                <w:i w:val="false"/>
+                <w:iCs w:val="false"/>
+                <w:sz w:val="20"/>
+                <w:szCs w:val="20"/>
+              </w:rPr>
+              <w:t xml:space="preserve">Una cohorte de prueba se distribuye en las cinco categorías (Crítico/Alto/Medio/Normal/Bajo) según los cortes exactos.</w:t>
             </w:r>
           </w:p>
         </w:tc>
